--- a/Fase 1/Evidencias Individuales/Fevre_Diego_1.1_APT122_AutoevaluacionCompetenciasFase1.docx
+++ b/Fase 1/Evidencias Individuales/Fevre_Diego_1.1_APT122_AutoevaluacionCompetenciasFase1.docx
@@ -3345,7 +3345,7 @@
                 <w:szCs w:val="18"/>
                 <w:rtl w:val="0"/>
               </w:rPr>
-              <w:t xml:space="preserve">Comprendo el cómo funciona, aunque tengo unas dudas. Me serviría entenderlo al completo para masterizar las Bases de Datos</w:t>
+              <w:t xml:space="preserve">Comprendo cómo funciona, aunque tengo algunas dudas. Me serviría entenderlo al completo para masterizar las Bases de Datos</w:t>
             </w:r>
           </w:p>
         </w:tc>
@@ -4280,12 +4280,12 @@
               <wp:inline distB="0" distT="0" distL="0" distR="0">
                 <wp:extent cx="1996440" cy="428625"/>
                 <wp:effectExtent b="0" l="0" r="0" t="0"/>
-                <wp:docPr descr="http://www.duoc.cl/normasgraficas/normasgraficas/marca-duoc/6logo-fondo-transparente/fondo-transparente.png" id="34" name="image2.png"/>
+                <wp:docPr descr="http://www.duoc.cl/normasgraficas/normasgraficas/marca-duoc/6logo-fondo-transparente/fondo-transparente.png" id="34" name="image3.png"/>
                 <a:graphic>
                   <a:graphicData uri="http://schemas.openxmlformats.org/drawingml/2006/picture">
                     <pic:pic>
                       <pic:nvPicPr>
-                        <pic:cNvPr descr="http://www.duoc.cl/normasgraficas/normasgraficas/marca-duoc/6logo-fondo-transparente/fondo-transparente.png" id="0" name="image2.png"/>
+                        <pic:cNvPr descr="http://www.duoc.cl/normasgraficas/normasgraficas/marca-duoc/6logo-fondo-transparente/fondo-transparente.png" id="0" name="image3.png"/>
                         <pic:cNvPicPr preferRelativeResize="0"/>
                       </pic:nvPicPr>
                       <pic:blipFill>
@@ -4626,12 +4626,12 @@
               <wp:inline distB="0" distT="0" distL="0" distR="0">
                 <wp:extent cx="1908834" cy="470407"/>
                 <wp:effectExtent b="0" l="0" r="0" t="0"/>
-                <wp:docPr id="35" name="image3.png"/>
+                <wp:docPr id="35" name="image2.png"/>
                 <a:graphic>
                   <a:graphicData uri="http://schemas.openxmlformats.org/drawingml/2006/picture">
                     <pic:pic>
                       <pic:nvPicPr>
-                        <pic:cNvPr id="0" name="image3.png"/>
+                        <pic:cNvPr id="0" name="image2.png"/>
                         <pic:cNvPicPr preferRelativeResize="0"/>
                       </pic:nvPicPr>
                       <pic:blipFill>
